--- a/Docs/RPL_Integrator_Dokumentasi.docx
+++ b/Docs/RPL_Integrator_Dokumentasi.docx
@@ -129,7 +129,7 @@
                 <w:b w:val="0"/>
                 <w:sz w:val="20"/>
               </w:rPr>
-              <w:t>[isi sesuai data]</w:t>
+              <w:t>RPL 2</w:t>
             </w:r>
           </w:p>
         </w:tc>
@@ -165,7 +165,7 @@
                 <w:b w:val="0"/>
                 <w:sz w:val="20"/>
               </w:rPr>
-              <w:t>[isi sesuai data]</w:t>
+              <w:t>M. Yusril Helmi Setyawan, S.Kom., M.Kom.</w:t>
             </w:r>
           </w:p>
         </w:tc>
@@ -201,7 +201,7 @@
                 <w:b w:val="0"/>
                 <w:sz w:val="20"/>
               </w:rPr>
-              <w:t>[isi sesuai data]</w:t>
+              <w:t>2C-D4-TI</w:t>
             </w:r>
           </w:p>
         </w:tc>
@@ -237,7 +237,7 @@
                 <w:b w:val="0"/>
                 <w:sz w:val="20"/>
               </w:rPr>
-              <w:t>[isi sesuai data]</w:t>
+              <w:t>Genap 2025/2026</w:t>
             </w:r>
           </w:p>
         </w:tc>
@@ -256,7 +256,7 @@
                 <w:b w:val="0"/>
                 <w:sz w:val="20"/>
               </w:rPr>
-              <w:t>Institusi</w:t>
+              <w:t>Institusi/Kampus</w:t>
             </w:r>
           </w:p>
         </w:tc>
@@ -273,7 +273,7 @@
                 <w:b w:val="0"/>
                 <w:sz w:val="20"/>
               </w:rPr>
-              <w:t>[isi sesuai data]</w:t>
+              <w:t>D4 Teknik Informatika - ULBI</w:t>
             </w:r>
           </w:p>
         </w:tc>
@@ -389,7 +389,7 @@
                 <w:b w:val="0"/>
                 <w:sz w:val="20"/>
               </w:rPr>
-              <w:t>[Nama Anggota 1]</w:t>
+              <w:t>Zidan Hairra Ramadhan</w:t>
             </w:r>
           </w:p>
         </w:tc>
@@ -406,7 +406,7 @@
                 <w:b w:val="0"/>
                 <w:sz w:val="20"/>
               </w:rPr>
-              <w:t>[NPM/NIM]</w:t>
+              <w:t>714240061</w:t>
             </w:r>
           </w:p>
         </w:tc>
@@ -423,7 +423,7 @@
                 <w:b w:val="0"/>
                 <w:sz w:val="20"/>
               </w:rPr>
-              <w:t>[Role]</w:t>
+              <w:t>Backend Developer</w:t>
             </w:r>
           </w:p>
         </w:tc>
@@ -440,7 +440,77 @@
                 <w:b w:val="0"/>
                 <w:sz w:val="20"/>
               </w:rPr>
-              <w:t>[Kontribusi]</w:t>
+              <w:t>Pengembangan backend, integrasi API gateway, dan validasi fitur.</w:t>
+            </w:r>
+          </w:p>
+        </w:tc>
+      </w:tr>
+      <w:tr>
+        <w:tc>
+          <w:tcPr>
+            <w:tcW w:type="dxa" w:w="2484"/>
+            <w:vAlign w:val="center"/>
+          </w:tcPr>
+          <w:p>
+            <w:r/>
+            <w:r>
+              <w:rPr>
+                <w:rFonts w:ascii="Calibri" w:hAnsi="Calibri"/>
+                <w:b w:val="0"/>
+                <w:sz w:val="20"/>
+              </w:rPr>
+              <w:t>Richard Firmansyah</w:t>
+            </w:r>
+          </w:p>
+        </w:tc>
+        <w:tc>
+          <w:tcPr>
+            <w:tcW w:type="dxa" w:w="2484"/>
+            <w:vAlign w:val="center"/>
+          </w:tcPr>
+          <w:p>
+            <w:r/>
+            <w:r>
+              <w:rPr>
+                <w:rFonts w:ascii="Calibri" w:hAnsi="Calibri"/>
+                <w:b w:val="0"/>
+                <w:sz w:val="20"/>
+              </w:rPr>
+              <w:t>714240047</w:t>
+            </w:r>
+          </w:p>
+        </w:tc>
+        <w:tc>
+          <w:tcPr>
+            <w:tcW w:type="dxa" w:w="2484"/>
+            <w:vAlign w:val="center"/>
+          </w:tcPr>
+          <w:p>
+            <w:r/>
+            <w:r>
+              <w:rPr>
+                <w:rFonts w:ascii="Calibri" w:hAnsi="Calibri"/>
+                <w:b w:val="0"/>
+                <w:sz w:val="20"/>
+              </w:rPr>
+              <w:t>Backend Developer</w:t>
+            </w:r>
+          </w:p>
+        </w:tc>
+        <w:tc>
+          <w:tcPr>
+            <w:tcW w:type="dxa" w:w="2484"/>
+            <w:vAlign w:val="center"/>
+          </w:tcPr>
+          <w:p>
+            <w:r/>
+            <w:r>
+              <w:rPr>
+                <w:rFonts w:ascii="Calibri" w:hAnsi="Calibri"/>
+                <w:b w:val="0"/>
+                <w:sz w:val="20"/>
+              </w:rPr>
+              <w:t>Pengembangan backend, dokumentasi project, validasi Docker, dan pengujian aplikasi.</w:t>
             </w:r>
           </w:p>
         </w:tc>
@@ -1450,6 +1520,16 @@
           <w:rFonts w:ascii="Consolas" w:hAnsi="Consolas"/>
           <w:sz w:val="18"/>
         </w:rPr>
+        <w:t>│   ├── logger.js            # Middleware pencatatan request gateway</w:t>
+      </w:r>
+      <w:r>
+        <w:br/>
+      </w:r>
+      <w:r>
+        <w:rPr>
+          <w:rFonts w:ascii="Consolas" w:hAnsi="Consolas"/>
+          <w:sz w:val="18"/>
+        </w:rPr>
         <w:t>│   └── rateLimitPerUser.js  # Rate limit request gateway per user/API consumer</w:t>
       </w:r>
       <w:r>
@@ -1501,6 +1581,16 @@
           <w:sz w:val="18"/>
         </w:rPr>
         <w:t>├── utils/</w:t>
+      </w:r>
+      <w:r>
+        <w:br/>
+      </w:r>
+      <w:r>
+        <w:rPr>
+          <w:rFonts w:ascii="Consolas" w:hAnsi="Consolas"/>
+          <w:sz w:val="18"/>
+        </w:rPr>
+        <w:t>│   ├── gatewayUtils.js      # Helper/utilitas gateway</w:t>
       </w:r>
       <w:r>
         <w:br/>
@@ -9211,7 +9301,7 @@
       <w:rPr>
         <w:sz w:val="16"/>
       </w:rPr>
-      <w:t>RPL Integrator - Dokumentasi akademik dengan placeholder yang perlu dilengkapi sesuai data asli.</w:t>
+      <w:t>RPL Integrator - Dokumentasi akademik dengan data terverifikasi.</w:t>
     </w:r>
   </w:p>
 </w:ftr>

--- a/Docs/RPL_Integrator_Dokumentasi.docx
+++ b/Docs/RPL_Integrator_Dokumentasi.docx
@@ -9277,6 +9277,1322 @@
     <w:p>
       <w:r>
         <w:t>Dokumentasi ini tidak menyatakan cakupan test detail kecuali sudah diverifikasi dari file test aktual. Perubahan dokumentasi juga tidak mengubah logic aplikasi, frontend UI, backend, Docker configuration, database schema, route, auth, atau perilaku API.</w:t>
+      </w:r>
+    </w:p>
+    <w:p>
+      <w:r>
+        <w:br w:type="page"/>
+      </w:r>
+    </w:p>
+    <w:p>
+      <w:pPr>
+        <w:pStyle w:val="Heading1"/>
+      </w:pPr>
+      <w:r>
+        <w:t>Lampiran A ? Hasil Review Dokumentasi</w:t>
+      </w:r>
+    </w:p>
+    <w:p>
+      <w:pPr>
+        <w:pStyle w:val="Heading2"/>
+      </w:pPr>
+      <w:r>
+        <w:t>Ruang Lingkup Review</w:t>
+      </w:r>
+    </w:p>
+    <w:p>
+      <w:r>
+        <w:t>Review ini dilakukan terhadap dua file dokumentasi utama project RPL Integrator:</w:t>
+      </w:r>
+    </w:p>
+    <w:tbl>
+      <w:tblPr>
+        <w:tblStyle w:val="TableGrid"/>
+        <w:tblW w:type="auto" w:w="0"/>
+        <w:jc w:val="center"/>
+        <w:tblLook w:firstColumn="1" w:firstRow="1" w:lastColumn="0" w:lastRow="0" w:noHBand="0" w:noVBand="1" w:val="04A0"/>
+      </w:tblPr>
+      <w:tblGrid>
+        <w:gridCol w:w="4968"/>
+        <w:gridCol w:w="4968"/>
+      </w:tblGrid>
+      <w:tr>
+        <w:tc>
+          <w:tcPr>
+            <w:tcW w:type="dxa" w:w="4968"/>
+            <w:vAlign w:val="center"/>
+            <w:shd w:fill="D9EAF7"/>
+          </w:tcPr>
+          <w:p>
+            <w:r/>
+            <w:r>
+              <w:rPr>
+                <w:rFonts w:ascii="Calibri" w:hAnsi="Calibri"/>
+                <w:b/>
+                <w:sz w:val="20"/>
+              </w:rPr>
+              <w:t>Dokumen</w:t>
+            </w:r>
+          </w:p>
+        </w:tc>
+        <w:tc>
+          <w:tcPr>
+            <w:tcW w:type="dxa" w:w="4968"/>
+            <w:vAlign w:val="center"/>
+            <w:shd w:fill="D9EAF7"/>
+          </w:tcPr>
+          <w:p>
+            <w:r/>
+            <w:r>
+              <w:rPr>
+                <w:rFonts w:ascii="Calibri" w:hAnsi="Calibri"/>
+                <w:b/>
+                <w:sz w:val="20"/>
+              </w:rPr>
+              <w:t>Keterangan</w:t>
+            </w:r>
+          </w:p>
+        </w:tc>
+      </w:tr>
+      <w:tr>
+        <w:tc>
+          <w:tcPr>
+            <w:tcW w:type="dxa" w:w="4968"/>
+            <w:vAlign w:val="center"/>
+          </w:tcPr>
+          <w:p>
+            <w:r/>
+            <w:r>
+              <w:rPr>
+                <w:rFonts w:ascii="Calibri" w:hAnsi="Calibri"/>
+                <w:b w:val="0"/>
+                <w:sz w:val="20"/>
+              </w:rPr>
+              <w:t>`README.md`</w:t>
+            </w:r>
+          </w:p>
+        </w:tc>
+        <w:tc>
+          <w:tcPr>
+            <w:tcW w:type="dxa" w:w="4968"/>
+            <w:vAlign w:val="center"/>
+          </w:tcPr>
+          <w:p>
+            <w:r/>
+            <w:r>
+              <w:rPr>
+                <w:rFonts w:ascii="Calibri" w:hAnsi="Calibri"/>
+                <w:b w:val="0"/>
+                <w:sz w:val="20"/>
+              </w:rPr>
+              <w:t>Dokumentasi utama repository GitHub.</w:t>
+            </w:r>
+          </w:p>
+        </w:tc>
+      </w:tr>
+      <w:tr>
+        <w:tc>
+          <w:tcPr>
+            <w:tcW w:type="dxa" w:w="4968"/>
+            <w:vAlign w:val="center"/>
+          </w:tcPr>
+          <w:p>
+            <w:r/>
+            <w:r>
+              <w:rPr>
+                <w:rFonts w:ascii="Calibri" w:hAnsi="Calibri"/>
+                <w:b w:val="0"/>
+                <w:sz w:val="20"/>
+              </w:rPr>
+              <w:t>`Docs/RPL_Integrator_Dokumentasi.docx`</w:t>
+            </w:r>
+          </w:p>
+        </w:tc>
+        <w:tc>
+          <w:tcPr>
+            <w:tcW w:type="dxa" w:w="4968"/>
+            <w:vAlign w:val="center"/>
+          </w:tcPr>
+          <w:p>
+            <w:r/>
+            <w:r>
+              <w:rPr>
+                <w:rFonts w:ascii="Calibri" w:hAnsi="Calibri"/>
+                <w:b w:val="0"/>
+                <w:sz w:val="20"/>
+              </w:rPr>
+              <w:t>Dokumentasi DOCX untuk pengumpulan akademik.</w:t>
+            </w:r>
+          </w:p>
+        </w:tc>
+      </w:tr>
+    </w:tbl>
+    <w:p/>
+    <w:p>
+      <w:r>
+        <w:t>Review mencakup aspek berikut:</w:t>
+      </w:r>
+    </w:p>
+    <w:p>
+      <w:pPr>
+        <w:pStyle w:val="ListBullet"/>
+      </w:pPr>
+      <w:r>
+        <w:t>Kelengkapan konteks akademik dan data tim pengembang.</w:t>
+      </w:r>
+    </w:p>
+    <w:p>
+      <w:pPr>
+        <w:pStyle w:val="ListBullet"/>
+      </w:pPr>
+      <w:r>
+        <w:t>Struktur, kejelasan, dan konsistensi dokumentasi.</w:t>
+      </w:r>
+    </w:p>
+    <w:p>
+      <w:pPr>
+        <w:pStyle w:val="ListBullet"/>
+      </w:pPr>
+      <w:r>
+        <w:t>Kelengkapan tabel endpoint, tech stack, konfigurasi environment, dan akun demo.</w:t>
+      </w:r>
+    </w:p>
+    <w:p>
+      <w:pPr>
+        <w:pStyle w:val="ListBullet"/>
+      </w:pPr>
+      <w:r>
+        <w:t>Kejelasan instruksi Docker Desktop dan manual run.</w:t>
+      </w:r>
+    </w:p>
+    <w:p>
+      <w:pPr>
+        <w:pStyle w:val="ListBullet"/>
+      </w:pPr>
+      <w:r>
+        <w:t>Kejelasan penjelasan autentikasi, API key, dan role/access.</w:t>
+      </w:r>
+    </w:p>
+    <w:p>
+      <w:pPr>
+        <w:pStyle w:val="ListBullet"/>
+      </w:pPr>
+      <w:r>
+        <w:t>Kesesuaian bagian testing/validasi dan catatan evaluasi.</w:t>
+      </w:r>
+    </w:p>
+    <w:p>
+      <w:pPr>
+        <w:pStyle w:val="ListBullet"/>
+      </w:pPr>
+      <w:r>
+        <w:t>Panduan screenshot dan troubleshooting.</w:t>
+      </w:r>
+    </w:p>
+    <w:p>
+      <w:pPr>
+        <w:pStyle w:val="ListBullet"/>
+      </w:pPr>
+      <w:r>
+        <w:t>Konsistensi antara README dan DOCX.</w:t>
+      </w:r>
+    </w:p>
+    <w:p>
+      <w:r>
+        <w:t xml:space="preserve">Review ini bersifat </w:t>
+      </w:r>
+      <w:r>
+        <w:rPr>
+          <w:b/>
+        </w:rPr>
+        <w:t>dokumentasi saja</w:t>
+      </w:r>
+      <w:r>
+        <w:t xml:space="preserve"> dan tidak melibatkan perubahan source code, konfigurasi Docker, database schema, route, autentikasi, frontend UI, backend, maupun perilaku API.</w:t>
+      </w:r>
+    </w:p>
+    <w:p>
+      <w:pPr>
+        <w:pStyle w:val="Heading2"/>
+      </w:pPr>
+      <w:r>
+        <w:t>Verdict</w:t>
+      </w:r>
+    </w:p>
+    <w:p>
+      <w:r>
+        <w:rPr>
+          <w:b/>
+        </w:rPr>
+        <w:t>Siap untuk dikumpulkan (Ready).</w:t>
+      </w:r>
+    </w:p>
+    <w:p>
+      <w:r>
+        <w:t>Dokumentasi telah melewati dua tahap review. Seluruh placeholder telah diisi dengan data asli, struktur project telah dilengkapi, dan DOCX telah di-generate ulang dari README terbaru. Tidak ditemukan critical blocker yang menghalangi pengumpulan.</w:t>
+      </w:r>
+    </w:p>
+    <w:p>
+      <w:pPr>
+        <w:pStyle w:val="Heading2"/>
+      </w:pPr>
+      <w:r>
+        <w:t>Daftar Temuan Masalah</w:t>
+      </w:r>
+    </w:p>
+    <w:p>
+      <w:pPr>
+        <w:pStyle w:val="Heading3"/>
+      </w:pPr>
+      <w:r>
+        <w:t>Temuan Review Tahap 1</w:t>
+      </w:r>
+    </w:p>
+    <w:tbl>
+      <w:tblPr>
+        <w:tblStyle w:val="TableGrid"/>
+        <w:tblW w:type="auto" w:w="0"/>
+        <w:jc w:val="center"/>
+        <w:tblLook w:firstColumn="1" w:firstRow="1" w:lastColumn="0" w:lastRow="0" w:noHBand="0" w:noVBand="1" w:val="04A0"/>
+      </w:tblPr>
+      <w:tblGrid>
+        <w:gridCol w:w="2484"/>
+        <w:gridCol w:w="2484"/>
+        <w:gridCol w:w="2484"/>
+        <w:gridCol w:w="2484"/>
+      </w:tblGrid>
+      <w:tr>
+        <w:tc>
+          <w:tcPr>
+            <w:tcW w:type="dxa" w:w="2484"/>
+            <w:vAlign w:val="center"/>
+            <w:shd w:fill="D9EAF7"/>
+          </w:tcPr>
+          <w:p>
+            <w:r/>
+            <w:r>
+              <w:rPr>
+                <w:rFonts w:ascii="Calibri" w:hAnsi="Calibri"/>
+                <w:b/>
+                <w:sz w:val="20"/>
+              </w:rPr>
+              <w:t>No</w:t>
+            </w:r>
+          </w:p>
+        </w:tc>
+        <w:tc>
+          <w:tcPr>
+            <w:tcW w:type="dxa" w:w="2484"/>
+            <w:vAlign w:val="center"/>
+            <w:shd w:fill="D9EAF7"/>
+          </w:tcPr>
+          <w:p>
+            <w:r/>
+            <w:r>
+              <w:rPr>
+                <w:rFonts w:ascii="Calibri" w:hAnsi="Calibri"/>
+                <w:b/>
+                <w:sz w:val="20"/>
+              </w:rPr>
+              <w:t>Kategori</w:t>
+            </w:r>
+          </w:p>
+        </w:tc>
+        <w:tc>
+          <w:tcPr>
+            <w:tcW w:type="dxa" w:w="2484"/>
+            <w:vAlign w:val="center"/>
+            <w:shd w:fill="D9EAF7"/>
+          </w:tcPr>
+          <w:p>
+            <w:r/>
+            <w:r>
+              <w:rPr>
+                <w:rFonts w:ascii="Calibri" w:hAnsi="Calibri"/>
+                <w:b/>
+                <w:sz w:val="20"/>
+              </w:rPr>
+              <w:t>Temuan</w:t>
+            </w:r>
+          </w:p>
+        </w:tc>
+        <w:tc>
+          <w:tcPr>
+            <w:tcW w:type="dxa" w:w="2484"/>
+            <w:vAlign w:val="center"/>
+            <w:shd w:fill="D9EAF7"/>
+          </w:tcPr>
+          <w:p>
+            <w:r/>
+            <w:r>
+              <w:rPr>
+                <w:rFonts w:ascii="Calibri" w:hAnsi="Calibri"/>
+                <w:b/>
+                <w:sz w:val="20"/>
+              </w:rPr>
+              <w:t>Status</w:t>
+            </w:r>
+          </w:p>
+        </w:tc>
+      </w:tr>
+      <w:tr>
+        <w:tc>
+          <w:tcPr>
+            <w:tcW w:type="dxa" w:w="2484"/>
+            <w:vAlign w:val="center"/>
+          </w:tcPr>
+          <w:p>
+            <w:r/>
+            <w:r>
+              <w:rPr>
+                <w:rFonts w:ascii="Calibri" w:hAnsi="Calibri"/>
+                <w:b w:val="0"/>
+                <w:sz w:val="20"/>
+              </w:rPr>
+              <w:t>1</w:t>
+            </w:r>
+          </w:p>
+        </w:tc>
+        <w:tc>
+          <w:tcPr>
+            <w:tcW w:type="dxa" w:w="2484"/>
+            <w:vAlign w:val="center"/>
+          </w:tcPr>
+          <w:p>
+            <w:r/>
+            <w:r>
+              <w:rPr>
+                <w:rFonts w:ascii="Calibri" w:hAnsi="Calibri"/>
+                <w:b w:val="0"/>
+                <w:sz w:val="20"/>
+              </w:rPr>
+              <w:t>Critical</w:t>
+            </w:r>
+          </w:p>
+        </w:tc>
+        <w:tc>
+          <w:tcPr>
+            <w:tcW w:type="dxa" w:w="2484"/>
+            <w:vAlign w:val="center"/>
+          </w:tcPr>
+          <w:p>
+            <w:r/>
+            <w:r>
+              <w:rPr>
+                <w:rFonts w:ascii="Calibri" w:hAnsi="Calibri"/>
+                <w:b w:val="0"/>
+                <w:sz w:val="20"/>
+              </w:rPr>
+              <w:t>Tabel Konteks Akademik masih berisi placeholder `[isi sesuai data]` pada 5 field (Mata Kuliah, Dosen, Kelas, Semester, Institusi).</w:t>
+            </w:r>
+          </w:p>
+        </w:tc>
+        <w:tc>
+          <w:tcPr>
+            <w:tcW w:type="dxa" w:w="2484"/>
+            <w:vAlign w:val="center"/>
+          </w:tcPr>
+          <w:p>
+            <w:r/>
+            <w:r>
+              <w:rPr>
+                <w:rFonts w:ascii="Calibri" w:hAnsi="Calibri"/>
+                <w:b w:val="0"/>
+                <w:sz w:val="20"/>
+              </w:rPr>
+              <w:t>✅ Diperbaiki</w:t>
+            </w:r>
+          </w:p>
+        </w:tc>
+      </w:tr>
+      <w:tr>
+        <w:tc>
+          <w:tcPr>
+            <w:tcW w:type="dxa" w:w="2484"/>
+            <w:vAlign w:val="center"/>
+          </w:tcPr>
+          <w:p>
+            <w:r/>
+            <w:r>
+              <w:rPr>
+                <w:rFonts w:ascii="Calibri" w:hAnsi="Calibri"/>
+                <w:b w:val="0"/>
+                <w:sz w:val="20"/>
+              </w:rPr>
+              <w:t>2</w:t>
+            </w:r>
+          </w:p>
+        </w:tc>
+        <w:tc>
+          <w:tcPr>
+            <w:tcW w:type="dxa" w:w="2484"/>
+            <w:vAlign w:val="center"/>
+          </w:tcPr>
+          <w:p>
+            <w:r/>
+            <w:r>
+              <w:rPr>
+                <w:rFonts w:ascii="Calibri" w:hAnsi="Calibri"/>
+                <w:b w:val="0"/>
+                <w:sz w:val="20"/>
+              </w:rPr>
+              <w:t>Critical</w:t>
+            </w:r>
+          </w:p>
+        </w:tc>
+        <w:tc>
+          <w:tcPr>
+            <w:tcW w:type="dxa" w:w="2484"/>
+            <w:vAlign w:val="center"/>
+          </w:tcPr>
+          <w:p>
+            <w:r/>
+            <w:r>
+              <w:rPr>
+                <w:rFonts w:ascii="Calibri" w:hAnsi="Calibri"/>
+                <w:b w:val="0"/>
+                <w:sz w:val="20"/>
+              </w:rPr>
+              <w:t>Tabel Tim Pengembang masih berisi placeholder `[Nama Anggota 1]` tanpa data anggota tim yang lengkap.</w:t>
+            </w:r>
+          </w:p>
+        </w:tc>
+        <w:tc>
+          <w:tcPr>
+            <w:tcW w:type="dxa" w:w="2484"/>
+            <w:vAlign w:val="center"/>
+          </w:tcPr>
+          <w:p>
+            <w:r/>
+            <w:r>
+              <w:rPr>
+                <w:rFonts w:ascii="Calibri" w:hAnsi="Calibri"/>
+                <w:b w:val="0"/>
+                <w:sz w:val="20"/>
+              </w:rPr>
+              <w:t>✅ Diperbaiki</w:t>
+            </w:r>
+          </w:p>
+        </w:tc>
+      </w:tr>
+      <w:tr>
+        <w:tc>
+          <w:tcPr>
+            <w:tcW w:type="dxa" w:w="2484"/>
+            <w:vAlign w:val="center"/>
+          </w:tcPr>
+          <w:p>
+            <w:r/>
+            <w:r>
+              <w:rPr>
+                <w:rFonts w:ascii="Calibri" w:hAnsi="Calibri"/>
+                <w:b w:val="0"/>
+                <w:sz w:val="20"/>
+              </w:rPr>
+              <w:t>3</w:t>
+            </w:r>
+          </w:p>
+        </w:tc>
+        <w:tc>
+          <w:tcPr>
+            <w:tcW w:type="dxa" w:w="2484"/>
+            <w:vAlign w:val="center"/>
+          </w:tcPr>
+          <w:p>
+            <w:r/>
+            <w:r>
+              <w:rPr>
+                <w:rFonts w:ascii="Calibri" w:hAnsi="Calibri"/>
+                <w:b w:val="0"/>
+                <w:sz w:val="20"/>
+              </w:rPr>
+              <w:t>Minor</w:t>
+            </w:r>
+          </w:p>
+        </w:tc>
+        <w:tc>
+          <w:tcPr>
+            <w:tcW w:type="dxa" w:w="2484"/>
+            <w:vAlign w:val="center"/>
+          </w:tcPr>
+          <w:p>
+            <w:r/>
+            <w:r>
+              <w:rPr>
+                <w:rFonts w:ascii="Calibri" w:hAnsi="Calibri"/>
+                <w:b w:val="0"/>
+                <w:sz w:val="20"/>
+              </w:rPr>
+              <w:t>File `middleware/logger.js` tidak tercantum dalam bagian Struktur Project meskipun file tersebut ada di repository dan digunakan oleh `server.js`.</w:t>
+            </w:r>
+          </w:p>
+        </w:tc>
+        <w:tc>
+          <w:tcPr>
+            <w:tcW w:type="dxa" w:w="2484"/>
+            <w:vAlign w:val="center"/>
+          </w:tcPr>
+          <w:p>
+            <w:r/>
+            <w:r>
+              <w:rPr>
+                <w:rFonts w:ascii="Calibri" w:hAnsi="Calibri"/>
+                <w:b w:val="0"/>
+                <w:sz w:val="20"/>
+              </w:rPr>
+              <w:t>✅ Diperbaiki</w:t>
+            </w:r>
+          </w:p>
+        </w:tc>
+      </w:tr>
+      <w:tr>
+        <w:tc>
+          <w:tcPr>
+            <w:tcW w:type="dxa" w:w="2484"/>
+            <w:vAlign w:val="center"/>
+          </w:tcPr>
+          <w:p>
+            <w:r/>
+            <w:r>
+              <w:rPr>
+                <w:rFonts w:ascii="Calibri" w:hAnsi="Calibri"/>
+                <w:b w:val="0"/>
+                <w:sz w:val="20"/>
+              </w:rPr>
+              <w:t>4</w:t>
+            </w:r>
+          </w:p>
+        </w:tc>
+        <w:tc>
+          <w:tcPr>
+            <w:tcW w:type="dxa" w:w="2484"/>
+            <w:vAlign w:val="center"/>
+          </w:tcPr>
+          <w:p>
+            <w:r/>
+            <w:r>
+              <w:rPr>
+                <w:rFonts w:ascii="Calibri" w:hAnsi="Calibri"/>
+                <w:b w:val="0"/>
+                <w:sz w:val="20"/>
+              </w:rPr>
+              <w:t>Minor</w:t>
+            </w:r>
+          </w:p>
+        </w:tc>
+        <w:tc>
+          <w:tcPr>
+            <w:tcW w:type="dxa" w:w="2484"/>
+            <w:vAlign w:val="center"/>
+          </w:tcPr>
+          <w:p>
+            <w:r/>
+            <w:r>
+              <w:rPr>
+                <w:rFonts w:ascii="Calibri" w:hAnsi="Calibri"/>
+                <w:b w:val="0"/>
+                <w:sz w:val="20"/>
+              </w:rPr>
+              <w:t>File `utils/gatewayUtils.js` tidak tercantum dalam bagian Struktur Project.</w:t>
+            </w:r>
+          </w:p>
+        </w:tc>
+        <w:tc>
+          <w:tcPr>
+            <w:tcW w:type="dxa" w:w="2484"/>
+            <w:vAlign w:val="center"/>
+          </w:tcPr>
+          <w:p>
+            <w:r/>
+            <w:r>
+              <w:rPr>
+                <w:rFonts w:ascii="Calibri" w:hAnsi="Calibri"/>
+                <w:b w:val="0"/>
+                <w:sz w:val="20"/>
+              </w:rPr>
+              <w:t>✅ Diperbaiki</w:t>
+            </w:r>
+          </w:p>
+        </w:tc>
+      </w:tr>
+      <w:tr>
+        <w:tc>
+          <w:tcPr>
+            <w:tcW w:type="dxa" w:w="2484"/>
+            <w:vAlign w:val="center"/>
+          </w:tcPr>
+          <w:p>
+            <w:r/>
+            <w:r>
+              <w:rPr>
+                <w:rFonts w:ascii="Calibri" w:hAnsi="Calibri"/>
+                <w:b w:val="0"/>
+                <w:sz w:val="20"/>
+              </w:rPr>
+              <w:t>5</w:t>
+            </w:r>
+          </w:p>
+        </w:tc>
+        <w:tc>
+          <w:tcPr>
+            <w:tcW w:type="dxa" w:w="2484"/>
+            <w:vAlign w:val="center"/>
+          </w:tcPr>
+          <w:p>
+            <w:r/>
+            <w:r>
+              <w:rPr>
+                <w:rFonts w:ascii="Calibri" w:hAnsi="Calibri"/>
+                <w:b w:val="0"/>
+                <w:sz w:val="20"/>
+              </w:rPr>
+              <w:t>Opsional</w:t>
+            </w:r>
+          </w:p>
+        </w:tc>
+        <w:tc>
+          <w:tcPr>
+            <w:tcW w:type="dxa" w:w="2484"/>
+            <w:vAlign w:val="center"/>
+          </w:tcPr>
+          <w:p>
+            <w:r/>
+            <w:r>
+              <w:rPr>
+                <w:rFonts w:ascii="Calibri" w:hAnsi="Calibri"/>
+                <w:b w:val="0"/>
+                <w:sz w:val="20"/>
+              </w:rPr>
+              <w:t>Wildcard `*.test.js` dan `*.ejs` pada struktur project dapat diperjelas dengan nama file aktual.</w:t>
+            </w:r>
+          </w:p>
+        </w:tc>
+        <w:tc>
+          <w:tcPr>
+            <w:tcW w:type="dxa" w:w="2484"/>
+            <w:vAlign w:val="center"/>
+          </w:tcPr>
+          <w:p>
+            <w:r/>
+            <w:r>
+              <w:rPr>
+                <w:rFonts w:ascii="Calibri" w:hAnsi="Calibri"/>
+                <w:b w:val="0"/>
+                <w:sz w:val="20"/>
+              </w:rPr>
+              <w:t>Tidak diubah (bukan blocker)</w:t>
+            </w:r>
+          </w:p>
+        </w:tc>
+      </w:tr>
+      <w:tr>
+        <w:tc>
+          <w:tcPr>
+            <w:tcW w:type="dxa" w:w="2484"/>
+            <w:vAlign w:val="center"/>
+          </w:tcPr>
+          <w:p>
+            <w:r/>
+            <w:r>
+              <w:rPr>
+                <w:rFonts w:ascii="Calibri" w:hAnsi="Calibri"/>
+                <w:b w:val="0"/>
+                <w:sz w:val="20"/>
+              </w:rPr>
+              <w:t>6</w:t>
+            </w:r>
+          </w:p>
+        </w:tc>
+        <w:tc>
+          <w:tcPr>
+            <w:tcW w:type="dxa" w:w="2484"/>
+            <w:vAlign w:val="center"/>
+          </w:tcPr>
+          <w:p>
+            <w:r/>
+            <w:r>
+              <w:rPr>
+                <w:rFonts w:ascii="Calibri" w:hAnsi="Calibri"/>
+                <w:b w:val="0"/>
+                <w:sz w:val="20"/>
+              </w:rPr>
+              <w:t>Opsional</w:t>
+            </w:r>
+          </w:p>
+        </w:tc>
+        <w:tc>
+          <w:tcPr>
+            <w:tcW w:type="dxa" w:w="2484"/>
+            <w:vAlign w:val="center"/>
+          </w:tcPr>
+          <w:p>
+            <w:r/>
+            <w:r>
+              <w:rPr>
+                <w:rFonts w:ascii="Calibri" w:hAnsi="Calibri"/>
+                <w:b w:val="0"/>
+                <w:sz w:val="20"/>
+              </w:rPr>
+              <w:t>Variabel `PROXY_TIMEOUT_MS` didokumentasikan di tabel environment tetapi tidak diteruskan secara eksplisit di `docker-compose.yml` (fallback ke default 10000ms tetap bekerja).</w:t>
+            </w:r>
+          </w:p>
+        </w:tc>
+        <w:tc>
+          <w:tcPr>
+            <w:tcW w:type="dxa" w:w="2484"/>
+            <w:vAlign w:val="center"/>
+          </w:tcPr>
+          <w:p>
+            <w:r/>
+            <w:r>
+              <w:rPr>
+                <w:rFonts w:ascii="Calibri" w:hAnsi="Calibri"/>
+                <w:b w:val="0"/>
+                <w:sz w:val="20"/>
+              </w:rPr>
+              <w:t>Tidak diubah (bukan blocker)</w:t>
+            </w:r>
+          </w:p>
+        </w:tc>
+      </w:tr>
+    </w:tbl>
+    <w:p/>
+    <w:p>
+      <w:pPr>
+        <w:pStyle w:val="Heading3"/>
+      </w:pPr>
+      <w:r>
+        <w:t>Temuan Review Tahap 2 (Sanity Check)</w:t>
+      </w:r>
+    </w:p>
+    <w:tbl>
+      <w:tblPr>
+        <w:tblStyle w:val="TableGrid"/>
+        <w:tblW w:type="auto" w:w="0"/>
+        <w:jc w:val="center"/>
+        <w:tblLook w:firstColumn="1" w:firstRow="1" w:lastColumn="0" w:lastRow="0" w:noHBand="0" w:noVBand="1" w:val="04A0"/>
+      </w:tblPr>
+      <w:tblGrid>
+        <w:gridCol w:w="2484"/>
+        <w:gridCol w:w="2484"/>
+        <w:gridCol w:w="2484"/>
+        <w:gridCol w:w="2484"/>
+      </w:tblGrid>
+      <w:tr>
+        <w:tc>
+          <w:tcPr>
+            <w:tcW w:type="dxa" w:w="2484"/>
+            <w:vAlign w:val="center"/>
+            <w:shd w:fill="D9EAF7"/>
+          </w:tcPr>
+          <w:p>
+            <w:r/>
+            <w:r>
+              <w:rPr>
+                <w:rFonts w:ascii="Calibri" w:hAnsi="Calibri"/>
+                <w:b/>
+                <w:sz w:val="20"/>
+              </w:rPr>
+              <w:t>No</w:t>
+            </w:r>
+          </w:p>
+        </w:tc>
+        <w:tc>
+          <w:tcPr>
+            <w:tcW w:type="dxa" w:w="2484"/>
+            <w:vAlign w:val="center"/>
+            <w:shd w:fill="D9EAF7"/>
+          </w:tcPr>
+          <w:p>
+            <w:r/>
+            <w:r>
+              <w:rPr>
+                <w:rFonts w:ascii="Calibri" w:hAnsi="Calibri"/>
+                <w:b/>
+                <w:sz w:val="20"/>
+              </w:rPr>
+              <w:t>Kategori</w:t>
+            </w:r>
+          </w:p>
+        </w:tc>
+        <w:tc>
+          <w:tcPr>
+            <w:tcW w:type="dxa" w:w="2484"/>
+            <w:vAlign w:val="center"/>
+            <w:shd w:fill="D9EAF7"/>
+          </w:tcPr>
+          <w:p>
+            <w:r/>
+            <w:r>
+              <w:rPr>
+                <w:rFonts w:ascii="Calibri" w:hAnsi="Calibri"/>
+                <w:b/>
+                <w:sz w:val="20"/>
+              </w:rPr>
+              <w:t>Temuan</w:t>
+            </w:r>
+          </w:p>
+        </w:tc>
+        <w:tc>
+          <w:tcPr>
+            <w:tcW w:type="dxa" w:w="2484"/>
+            <w:vAlign w:val="center"/>
+            <w:shd w:fill="D9EAF7"/>
+          </w:tcPr>
+          <w:p>
+            <w:r/>
+            <w:r>
+              <w:rPr>
+                <w:rFonts w:ascii="Calibri" w:hAnsi="Calibri"/>
+                <w:b/>
+                <w:sz w:val="20"/>
+              </w:rPr>
+              <w:t>Status</w:t>
+            </w:r>
+          </w:p>
+        </w:tc>
+      </w:tr>
+      <w:tr>
+        <w:tc>
+          <w:tcPr>
+            <w:tcW w:type="dxa" w:w="2484"/>
+            <w:vAlign w:val="center"/>
+          </w:tcPr>
+          <w:p>
+            <w:r/>
+            <w:r>
+              <w:rPr>
+                <w:rFonts w:ascii="Calibri" w:hAnsi="Calibri"/>
+                <w:b w:val="0"/>
+                <w:sz w:val="20"/>
+              </w:rPr>
+              <w:t>7</w:t>
+            </w:r>
+          </w:p>
+        </w:tc>
+        <w:tc>
+          <w:tcPr>
+            <w:tcW w:type="dxa" w:w="2484"/>
+            <w:vAlign w:val="center"/>
+          </w:tcPr>
+          <w:p>
+            <w:r/>
+            <w:r>
+              <w:rPr>
+                <w:rFonts w:ascii="Calibri" w:hAnsi="Calibri"/>
+                <w:b w:val="0"/>
+                <w:sz w:val="20"/>
+              </w:rPr>
+              <w:t>Opsional</w:t>
+            </w:r>
+          </w:p>
+        </w:tc>
+        <w:tc>
+          <w:tcPr>
+            <w:tcW w:type="dxa" w:w="2484"/>
+            <w:vAlign w:val="center"/>
+          </w:tcPr>
+          <w:p>
+            <w:r/>
+            <w:r>
+              <w:rPr>
+                <w:rFonts w:ascii="Calibri" w:hAnsi="Calibri"/>
+                <w:b w:val="0"/>
+                <w:sz w:val="20"/>
+              </w:rPr>
+              <w:t>Blockquote peringatan di bawah tabel Tim Pengembang (*"Lengkapi data tim..."*) masih ada meskipun data tim sudah terisi lengkap. Dapat dihapus untuk tampilan lebih bersih.</w:t>
+            </w:r>
+          </w:p>
+        </w:tc>
+        <w:tc>
+          <w:tcPr>
+            <w:tcW w:type="dxa" w:w="2484"/>
+            <w:vAlign w:val="center"/>
+          </w:tcPr>
+          <w:p>
+            <w:r/>
+            <w:r>
+              <w:rPr>
+                <w:rFonts w:ascii="Calibri" w:hAnsi="Calibri"/>
+                <w:b w:val="0"/>
+                <w:sz w:val="20"/>
+              </w:rPr>
+              <w:t>Tidak diubah (kosmetik)</w:t>
+            </w:r>
+          </w:p>
+        </w:tc>
+      </w:tr>
+    </w:tbl>
+    <w:p/>
+    <w:p>
+      <w:pPr>
+        <w:pStyle w:val="Heading3"/>
+      </w:pPr>
+      <w:r>
+        <w:t>Critical Blocker</w:t>
+      </w:r>
+    </w:p>
+    <w:p>
+      <w:r>
+        <w:t>Tidak ditemukan critical blocker pada tahap akhir review. Seluruh temuan critical dari tahap 1 telah diperbaiki sebelum review tahap 2.</w:t>
+      </w:r>
+    </w:p>
+    <w:p>
+      <w:pPr>
+        <w:pStyle w:val="Heading3"/>
+      </w:pPr>
+      <w:r>
+        <w:t>Minor Issues</w:t>
+      </w:r>
+    </w:p>
+    <w:p>
+      <w:r>
+        <w:t xml:space="preserve">Tidak ada minor issue yang tersisa. Kedua temuan minor dari tahap 1 (file </w:t>
+      </w:r>
+      <w:r>
+        <w:rPr>
+          <w:rFonts w:ascii="Consolas" w:hAnsi="Consolas"/>
+          <w:sz w:val="18"/>
+        </w:rPr>
+        <w:t>logger.js</w:t>
+      </w:r>
+      <w:r>
+        <w:t xml:space="preserve"> dan </w:t>
+      </w:r>
+      <w:r>
+        <w:rPr>
+          <w:rFonts w:ascii="Consolas" w:hAnsi="Consolas"/>
+          <w:sz w:val="18"/>
+        </w:rPr>
+        <w:t>gatewayUtils.js</w:t>
+      </w:r>
+      <w:r>
+        <w:t xml:space="preserve"> pada struktur project) telah ditambahkan.</w:t>
+      </w:r>
+    </w:p>
+    <w:p>
+      <w:pPr>
+        <w:pStyle w:val="Heading3"/>
+      </w:pPr>
+      <w:r>
+        <w:t>Polish Opsional</w:t>
+      </w:r>
+    </w:p>
+    <w:p>
+      <w:r>
+        <w:t>Beberapa item opsional yang tidak mempengaruhi kesiapan pengumpulan:</w:t>
+      </w:r>
+    </w:p>
+    <w:p>
+      <w:pPr>
+        <w:pStyle w:val="ListNumber"/>
+      </w:pPr>
+      <w:r>
+        <w:t>Blockquote peringatan pada bagian Tim Pengembang dapat dihapus karena data sudah lengkap.</w:t>
+      </w:r>
+    </w:p>
+    <w:p>
+      <w:pPr>
+        <w:pStyle w:val="ListNumber"/>
+      </w:pPr>
+      <w:r>
+        <w:t xml:space="preserve">Wildcard </w:t>
+      </w:r>
+      <w:r>
+        <w:rPr>
+          <w:rFonts w:ascii="Consolas" w:hAnsi="Consolas"/>
+          <w:sz w:val="18"/>
+        </w:rPr>
+        <w:t>*.test.js</w:t>
+      </w:r>
+      <w:r>
+        <w:t xml:space="preserve"> dan </w:t>
+      </w:r>
+      <w:r>
+        <w:rPr>
+          <w:rFonts w:ascii="Consolas" w:hAnsi="Consolas"/>
+          <w:sz w:val="18"/>
+        </w:rPr>
+        <w:t>*.ejs</w:t>
+      </w:r>
+      <w:r>
+        <w:t xml:space="preserve"> dapat diganti dengan daftar file aktual untuk kejelasan tambahan.</w:t>
+      </w:r>
+    </w:p>
+    <w:p>
+      <w:pPr>
+        <w:pStyle w:val="ListNumber"/>
+      </w:pPr>
+      <w:r>
+        <w:t>Screenshot dapat ditambahkan di kemudian hari menggunakan tangkapan layar asli dari aplikasi yang berjalan.</w:t>
+      </w:r>
+    </w:p>
+    <w:p>
+      <w:pPr>
+        <w:pStyle w:val="Heading2"/>
+      </w:pPr>
+      <w:r>
+        <w:t>Validasi Teknis</w:t>
+      </w:r>
+    </w:p>
+    <w:p>
+      <w:r>
+        <w:t>Sebelum review tahap 2, validasi teknis telah dilakukan dengan hasil sebagai berikut:</w:t>
+      </w:r>
+    </w:p>
+    <w:tbl>
+      <w:tblPr>
+        <w:tblStyle w:val="TableGrid"/>
+        <w:tblW w:type="auto" w:w="0"/>
+        <w:jc w:val="center"/>
+        <w:tblLook w:firstColumn="1" w:firstRow="1" w:lastColumn="0" w:lastRow="0" w:noHBand="0" w:noVBand="1" w:val="04A0"/>
+      </w:tblPr>
+      <w:tblGrid>
+        <w:gridCol w:w="3312"/>
+        <w:gridCol w:w="3312"/>
+        <w:gridCol w:w="3312"/>
+      </w:tblGrid>
+      <w:tr>
+        <w:tc>
+          <w:tcPr>
+            <w:tcW w:type="dxa" w:w="3312"/>
+            <w:vAlign w:val="center"/>
+            <w:shd w:fill="D9EAF7"/>
+          </w:tcPr>
+          <w:p>
+            <w:r/>
+            <w:r>
+              <w:rPr>
+                <w:rFonts w:ascii="Calibri" w:hAnsi="Calibri"/>
+                <w:b/>
+                <w:sz w:val="20"/>
+              </w:rPr>
+              <w:t>Validasi</w:t>
+            </w:r>
+          </w:p>
+        </w:tc>
+        <w:tc>
+          <w:tcPr>
+            <w:tcW w:type="dxa" w:w="3312"/>
+            <w:vAlign w:val="center"/>
+            <w:shd w:fill="D9EAF7"/>
+          </w:tcPr>
+          <w:p>
+            <w:r/>
+            <w:r>
+              <w:rPr>
+                <w:rFonts w:ascii="Calibri" w:hAnsi="Calibri"/>
+                <w:b/>
+                <w:sz w:val="20"/>
+              </w:rPr>
+              <w:t>Perintah</w:t>
+            </w:r>
+          </w:p>
+        </w:tc>
+        <w:tc>
+          <w:tcPr>
+            <w:tcW w:type="dxa" w:w="3312"/>
+            <w:vAlign w:val="center"/>
+            <w:shd w:fill="D9EAF7"/>
+          </w:tcPr>
+          <w:p>
+            <w:r/>
+            <w:r>
+              <w:rPr>
+                <w:rFonts w:ascii="Calibri" w:hAnsi="Calibri"/>
+                <w:b/>
+                <w:sz w:val="20"/>
+              </w:rPr>
+              <w:t>Hasil</w:t>
+            </w:r>
+          </w:p>
+        </w:tc>
+      </w:tr>
+      <w:tr>
+        <w:tc>
+          <w:tcPr>
+            <w:tcW w:type="dxa" w:w="3312"/>
+            <w:vAlign w:val="center"/>
+          </w:tcPr>
+          <w:p>
+            <w:r/>
+            <w:r>
+              <w:rPr>
+                <w:rFonts w:ascii="Calibri" w:hAnsi="Calibri"/>
+                <w:b w:val="0"/>
+                <w:sz w:val="20"/>
+              </w:rPr>
+              <w:t>Syntax check</w:t>
+            </w:r>
+          </w:p>
+        </w:tc>
+        <w:tc>
+          <w:tcPr>
+            <w:tcW w:type="dxa" w:w="3312"/>
+            <w:vAlign w:val="center"/>
+          </w:tcPr>
+          <w:p>
+            <w:r/>
+            <w:r>
+              <w:rPr>
+                <w:rFonts w:ascii="Calibri" w:hAnsi="Calibri"/>
+                <w:b w:val="0"/>
+                <w:sz w:val="20"/>
+              </w:rPr>
+              <w:t>`npm run check`</w:t>
+            </w:r>
+          </w:p>
+        </w:tc>
+        <w:tc>
+          <w:tcPr>
+            <w:tcW w:type="dxa" w:w="3312"/>
+            <w:vAlign w:val="center"/>
+          </w:tcPr>
+          <w:p>
+            <w:r/>
+            <w:r>
+              <w:rPr>
+                <w:rFonts w:ascii="Calibri" w:hAnsi="Calibri"/>
+                <w:b w:val="0"/>
+                <w:sz w:val="20"/>
+              </w:rPr>
+              <w:t>Pass</w:t>
+            </w:r>
+          </w:p>
+        </w:tc>
+      </w:tr>
+      <w:tr>
+        <w:tc>
+          <w:tcPr>
+            <w:tcW w:type="dxa" w:w="3312"/>
+            <w:vAlign w:val="center"/>
+          </w:tcPr>
+          <w:p>
+            <w:r/>
+            <w:r>
+              <w:rPr>
+                <w:rFonts w:ascii="Calibri" w:hAnsi="Calibri"/>
+                <w:b w:val="0"/>
+                <w:sz w:val="20"/>
+              </w:rPr>
+              <w:t>Docker build</w:t>
+            </w:r>
+          </w:p>
+        </w:tc>
+        <w:tc>
+          <w:tcPr>
+            <w:tcW w:type="dxa" w:w="3312"/>
+            <w:vAlign w:val="center"/>
+          </w:tcPr>
+          <w:p>
+            <w:r/>
+            <w:r>
+              <w:rPr>
+                <w:rFonts w:ascii="Calibri" w:hAnsi="Calibri"/>
+                <w:b w:val="0"/>
+                <w:sz w:val="20"/>
+              </w:rPr>
+              <w:t>`docker compose up --build -d`</w:t>
+            </w:r>
+          </w:p>
+        </w:tc>
+        <w:tc>
+          <w:tcPr>
+            <w:tcW w:type="dxa" w:w="3312"/>
+            <w:vAlign w:val="center"/>
+          </w:tcPr>
+          <w:p>
+            <w:r/>
+            <w:r>
+              <w:rPr>
+                <w:rFonts w:ascii="Calibri" w:hAnsi="Calibri"/>
+                <w:b w:val="0"/>
+                <w:sz w:val="20"/>
+              </w:rPr>
+              <w:t>Container aktif</w:t>
+            </w:r>
+          </w:p>
+        </w:tc>
+      </w:tr>
+      <w:tr>
+        <w:tc>
+          <w:tcPr>
+            <w:tcW w:type="dxa" w:w="3312"/>
+            <w:vAlign w:val="center"/>
+          </w:tcPr>
+          <w:p>
+            <w:r/>
+            <w:r>
+              <w:rPr>
+                <w:rFonts w:ascii="Calibri" w:hAnsi="Calibri"/>
+                <w:b w:val="0"/>
+                <w:sz w:val="20"/>
+              </w:rPr>
+              <w:t>API status</w:t>
+            </w:r>
+          </w:p>
+        </w:tc>
+        <w:tc>
+          <w:tcPr>
+            <w:tcW w:type="dxa" w:w="3312"/>
+            <w:vAlign w:val="center"/>
+          </w:tcPr>
+          <w:p>
+            <w:r/>
+            <w:r>
+              <w:rPr>
+                <w:rFonts w:ascii="Calibri" w:hAnsi="Calibri"/>
+                <w:b w:val="0"/>
+                <w:sz w:val="20"/>
+              </w:rPr>
+              <w:t>`curl.exe http://localhost:3000/api/status`</w:t>
+            </w:r>
+          </w:p>
+        </w:tc>
+        <w:tc>
+          <w:tcPr>
+            <w:tcW w:type="dxa" w:w="3312"/>
+            <w:vAlign w:val="center"/>
+          </w:tcPr>
+          <w:p>
+            <w:r/>
+            <w:r>
+              <w:rPr>
+                <w:rFonts w:ascii="Calibri" w:hAnsi="Calibri"/>
+                <w:b w:val="0"/>
+                <w:sz w:val="20"/>
+              </w:rPr>
+              <w:t>`status: online`</w:t>
+            </w:r>
+          </w:p>
+        </w:tc>
+      </w:tr>
+    </w:tbl>
+    <w:p/>
+    <w:p>
+      <w:pPr>
+        <w:pStyle w:val="Heading2"/>
+      </w:pPr>
+      <w:r>
+        <w:t>Rekomendasi Final</w:t>
+      </w:r>
+    </w:p>
+    <w:p>
+      <w:r>
+        <w:t>Dokumentasi README.md dan RPL_Integrator_Dokumentasi.docx telah memenuhi standar kelengkapan untuk pengumpulan akademik. Konteks akademik, data tim, struktur project, instruksi deployment, tabel endpoint, penjelasan autentikasi, troubleshooting, dan catatan evaluasi telah terisi dengan data yang sesuai.</w:t>
+      </w:r>
+    </w:p>
+    <w:p>
+      <w:r>
+        <w:t>Review ini tidak menemukan klaim yang tidak didukung implementasi, tidak menemukan placeholder yang belum diisi, dan tidak menemukan inkonsistensi antara README dan DOCX.</w:t>
+      </w:r>
+    </w:p>
+    <w:p>
+      <w:r>
+        <w:rPr>
+          <w:b/>
+        </w:rPr>
+        <w:t>Dokumentasi siap untuk di-commit dan dikumpulkan.</w:t>
       </w:r>
     </w:p>
     <w:sectPr>
